--- a/docs/activities/lecture_12/12_02_class_activity.docx
+++ b/docs/activities/lecture_12/12_02_class_activity.docx
@@ -12840,7 +12840,7 @@
       </w:pPr>
       <w:r>
         <w:rPr>
-          <w:rStyle w:val="VerbatimChar"/>
+          <w:rStyle w:val="CommentTok"/>
         </w:rPr>
         <w:t xml:space="preserve"># Get compact letter display (cld)</w:t>
       </w:r>
@@ -12849,37 +12849,103 @@
       </w:r>
       <w:r>
         <w:rPr>
-          <w:rStyle w:val="VerbatimChar"/>
-        </w:rPr>
-        <w:t xml:space="preserve">cldu_interaction &lt;- multcomp::cld(interactionu_emm, </w:t>
-      </w:r>
-      <w:r>
-        <w:br/>
-      </w:r>
-      <w:r>
-        <w:rPr>
-          <w:rStyle w:val="VerbatimChar"/>
-        </w:rPr>
-        <w:t xml:space="preserve">                       Letters = letters,</w:t>
-      </w:r>
-      <w:r>
-        <w:br/>
-      </w:r>
-      <w:r>
-        <w:rPr>
-          <w:rStyle w:val="VerbatimChar"/>
-        </w:rPr>
-        <w:t xml:space="preserve">                       adjust = "sidak")</w:t>
-      </w:r>
-      <w:r>
-        <w:br/>
-      </w:r>
-      <w:r>
-        <w:br/>
-      </w:r>
-      <w:r>
-        <w:rPr>
-          <w:rStyle w:val="VerbatimChar"/>
+          <w:rStyle w:val="NormalTok"/>
+        </w:rPr>
+        <w:t xml:space="preserve">cldu_interaction </w:t>
+      </w:r>
+      <w:r>
+        <w:rPr>
+          <w:rStyle w:val="OtherTok"/>
+        </w:rPr>
+        <w:t xml:space="preserve">&lt;-</w:t>
+      </w:r>
+      <w:r>
+        <w:rPr>
+          <w:rStyle w:val="NormalTok"/>
+        </w:rPr>
+        <w:t xml:space="preserve"> multcomp</w:t>
+      </w:r>
+      <w:r>
+        <w:rPr>
+          <w:rStyle w:val="SpecialCharTok"/>
+        </w:rPr>
+        <w:t xml:space="preserve">::</w:t>
+      </w:r>
+      <w:r>
+        <w:rPr>
+          <w:rStyle w:val="FunctionTok"/>
+        </w:rPr>
+        <w:t xml:space="preserve">cld</w:t>
+      </w:r>
+      <w:r>
+        <w:rPr>
+          <w:rStyle w:val="NormalTok"/>
+        </w:rPr>
+        <w:t xml:space="preserve">(interactionu_emm, </w:t>
+      </w:r>
+      <w:r>
+        <w:br/>
+      </w:r>
+      <w:r>
+        <w:rPr>
+          <w:rStyle w:val="NormalTok"/>
+        </w:rPr>
+        <w:t xml:space="preserve">                       </w:t>
+      </w:r>
+      <w:r>
+        <w:rPr>
+          <w:rStyle w:val="AttributeTok"/>
+        </w:rPr>
+        <w:t xml:space="preserve">Letters =</w:t>
+      </w:r>
+      <w:r>
+        <w:rPr>
+          <w:rStyle w:val="NormalTok"/>
+        </w:rPr>
+        <w:t xml:space="preserve"> letters,</w:t>
+      </w:r>
+      <w:r>
+        <w:br/>
+      </w:r>
+      <w:r>
+        <w:rPr>
+          <w:rStyle w:val="NormalTok"/>
+        </w:rPr>
+        <w:t xml:space="preserve">                       </w:t>
+      </w:r>
+      <w:r>
+        <w:rPr>
+          <w:rStyle w:val="AttributeTok"/>
+        </w:rPr>
+        <w:t xml:space="preserve">adjust =</w:t>
+      </w:r>
+      <w:r>
+        <w:rPr>
+          <w:rStyle w:val="NormalTok"/>
+        </w:rPr>
+        <w:t xml:space="preserve"> </w:t>
+      </w:r>
+      <w:r>
+        <w:rPr>
+          <w:rStyle w:val="StringTok"/>
+        </w:rPr>
+        <w:t xml:space="preserve">"sidak"</w:t>
+      </w:r>
+      <w:r>
+        <w:rPr>
+          <w:rStyle w:val="NormalTok"/>
+        </w:rPr>
+        <w:t xml:space="preserve">)</w:t>
+      </w:r>
+      <w:r>
+        <w:br/>
+      </w:r>
+      <w:r>
+        <w:br/>
+      </w:r>
+      <w:r>
+        <w:rPr>
+          <w:rStyle w:val="CommentTok"/>
         </w:rPr>
         <w:t xml:space="preserve"># Display the results</w:t>
       </w:r>
@@ -12888,7 +12954,7 @@
       </w:r>
       <w:r>
         <w:rPr>
-          <w:rStyle w:val="VerbatimChar"/>
+          <w:rStyle w:val="CommentTok"/>
         </w:rPr>
         <w:t xml:space="preserve"># print(cld_interaction)</w:t>
       </w:r>
@@ -12900,28 +12966,76 @@
       </w:r>
       <w:r>
         <w:rPr>
-          <w:rStyle w:val="VerbatimChar"/>
-        </w:rPr>
-        <w:t xml:space="preserve">cldu_df &lt;- as.data.frame(cldu_interaction) %&gt;%</w:t>
-      </w:r>
-      <w:r>
-        <w:br/>
-      </w:r>
-      <w:r>
-        <w:rPr>
-          <w:rStyle w:val="VerbatimChar"/>
-        </w:rPr>
-        <w:t xml:space="preserve">  arrange(spp, sex)  # Sort by estimated marginal mean</w:t>
-      </w:r>
-      <w:r>
-        <w:br/>
-      </w:r>
-      <w:r>
-        <w:br/>
-      </w:r>
-      <w:r>
-        <w:rPr>
-          <w:rStyle w:val="VerbatimChar"/>
+          <w:rStyle w:val="NormalTok"/>
+        </w:rPr>
+        <w:t xml:space="preserve">cldu_df </w:t>
+      </w:r>
+      <w:r>
+        <w:rPr>
+          <w:rStyle w:val="OtherTok"/>
+        </w:rPr>
+        <w:t xml:space="preserve">&lt;-</w:t>
+      </w:r>
+      <w:r>
+        <w:rPr>
+          <w:rStyle w:val="NormalTok"/>
+        </w:rPr>
+        <w:t xml:space="preserve"> </w:t>
+      </w:r>
+      <w:r>
+        <w:rPr>
+          <w:rStyle w:val="FunctionTok"/>
+        </w:rPr>
+        <w:t xml:space="preserve">as.data.frame</w:t>
+      </w:r>
+      <w:r>
+        <w:rPr>
+          <w:rStyle w:val="NormalTok"/>
+        </w:rPr>
+        <w:t xml:space="preserve">(cldu_interaction) </w:t>
+      </w:r>
+      <w:r>
+        <w:rPr>
+          <w:rStyle w:val="SpecialCharTok"/>
+        </w:rPr>
+        <w:t xml:space="preserve">%&gt;%</w:t>
+      </w:r>
+      <w:r>
+        <w:br/>
+      </w:r>
+      <w:r>
+        <w:rPr>
+          <w:rStyle w:val="NormalTok"/>
+        </w:rPr>
+        <w:t xml:space="preserve">  </w:t>
+      </w:r>
+      <w:r>
+        <w:rPr>
+          <w:rStyle w:val="FunctionTok"/>
+        </w:rPr>
+        <w:t xml:space="preserve">arrange</w:t>
+      </w:r>
+      <w:r>
+        <w:rPr>
+          <w:rStyle w:val="NormalTok"/>
+        </w:rPr>
+        <w:t xml:space="preserve">(spp, sex)  </w:t>
+      </w:r>
+      <w:r>
+        <w:rPr>
+          <w:rStyle w:val="CommentTok"/>
+        </w:rPr>
+        <w:t xml:space="preserve"># Sort by estimated marginal mean</w:t>
+      </w:r>
+      <w:r>
+        <w:br/>
+      </w:r>
+      <w:r>
+        <w:br/>
+      </w:r>
+      <w:r>
+        <w:rPr>
+          <w:rStyle w:val="CommentTok"/>
         </w:rPr>
         <w:t xml:space="preserve"># View the results with means and grouping letters</w:t>
       </w:r>
@@ -12930,9 +13044,146 @@
       </w:r>
       <w:r>
         <w:rPr>
-          <w:rStyle w:val="VerbatimChar"/>
-        </w:rPr>
-        <w:t xml:space="preserve">print(cldu_df)</w:t>
+          <w:rStyle w:val="FunctionTok"/>
+        </w:rPr>
+        <w:t xml:space="preserve">print</w:t>
+      </w:r>
+      <w:r>
+        <w:rPr>
+          <w:rStyle w:val="NormalTok"/>
+        </w:rPr>
+        <w:t xml:space="preserve">(cldu_df)</w:t>
+      </w:r>
+    </w:p>
+    <w:p>
+      <w:pPr>
+        <w:pStyle w:val="SourceCode"/>
+      </w:pPr>
+      <w:r>
+        <w:rPr>
+          <w:rStyle w:val="VerbatimChar"/>
+        </w:rPr>
+        <w:t xml:space="preserve"> spp       sex      emmean       SE  df lower.CL upper.CL .group</w:t>
+      </w:r>
+      <w:r>
+        <w:br/>
+      </w:r>
+      <w:r>
+        <w:rPr>
+          <w:rStyle w:val="VerbatimChar"/>
+        </w:rPr>
+        <w:t xml:space="preserve"> Adelie    female 3368.836 36.21222 327 3272.980 3464.692  a    </w:t>
+      </w:r>
+      <w:r>
+        <w:br/>
+      </w:r>
+      <w:r>
+        <w:rPr>
+          <w:rStyle w:val="VerbatimChar"/>
+        </w:rPr>
+        <w:t xml:space="preserve"> Adelie    male   4043.493 36.21222 327 3947.637 4139.349   b   </w:t>
+      </w:r>
+      <w:r>
+        <w:br/>
+      </w:r>
+      <w:r>
+        <w:rPr>
+          <w:rStyle w:val="VerbatimChar"/>
+        </w:rPr>
+        <w:t xml:space="preserve"> Chinstrap female 3527.206 53.06120 327 3386.749 3667.662  a    </w:t>
+      </w:r>
+      <w:r>
+        <w:br/>
+      </w:r>
+      <w:r>
+        <w:rPr>
+          <w:rStyle w:val="VerbatimChar"/>
+        </w:rPr>
+        <w:t xml:space="preserve"> Chinstrap male   3938.971 53.06120 327 3798.514 4079.427   b   </w:t>
+      </w:r>
+      <w:r>
+        <w:br/>
+      </w:r>
+      <w:r>
+        <w:rPr>
+          <w:rStyle w:val="VerbatimChar"/>
+        </w:rPr>
+        <w:t xml:space="preserve"> Gentoo    female 4679.741 40.62586 327 4572.202 4787.281    c  </w:t>
+      </w:r>
+      <w:r>
+        <w:br/>
+      </w:r>
+      <w:r>
+        <w:rPr>
+          <w:rStyle w:val="VerbatimChar"/>
+        </w:rPr>
+        <w:t xml:space="preserve"> Gentoo    male   5484.836 39.61427 327 5379.975 5589.698     d </w:t>
+      </w:r>
+      <w:r>
+        <w:br/>
+      </w:r>
+      <w:r>
+        <w:br/>
+      </w:r>
+      <w:r>
+        <w:rPr>
+          <w:rStyle w:val="VerbatimChar"/>
+        </w:rPr>
+        <w:t xml:space="preserve">Confidence level used: 0.95 </w:t>
+      </w:r>
+      <w:r>
+        <w:br/>
+      </w:r>
+      <w:r>
+        <w:rPr>
+          <w:rStyle w:val="VerbatimChar"/>
+        </w:rPr>
+        <w:t xml:space="preserve">Conf-level adjustment: sidak method for 6 estimates </w:t>
+      </w:r>
+      <w:r>
+        <w:br/>
+      </w:r>
+      <w:r>
+        <w:rPr>
+          <w:rStyle w:val="VerbatimChar"/>
+        </w:rPr>
+        <w:t xml:space="preserve">P value adjustment: sidak method for 15 tests </w:t>
+      </w:r>
+      <w:r>
+        <w:br/>
+      </w:r>
+      <w:r>
+        <w:rPr>
+          <w:rStyle w:val="VerbatimChar"/>
+        </w:rPr>
+        <w:t xml:space="preserve">significance level used: alpha = 0.05 </w:t>
+      </w:r>
+      <w:r>
+        <w:br/>
+      </w:r>
+      <w:r>
+        <w:rPr>
+          <w:rStyle w:val="VerbatimChar"/>
+        </w:rPr>
+        <w:t xml:space="preserve">NOTE: If two or more means share the same grouping symbol,</w:t>
+      </w:r>
+      <w:r>
+        <w:br/>
+      </w:r>
+      <w:r>
+        <w:rPr>
+          <w:rStyle w:val="VerbatimChar"/>
+        </w:rPr>
+        <w:t xml:space="preserve">      then we cannot show them to be different.</w:t>
+      </w:r>
+      <w:r>
+        <w:br/>
+      </w:r>
+      <w:r>
+        <w:rPr>
+          <w:rStyle w:val="VerbatimChar"/>
+        </w:rPr>
+        <w:t xml:space="preserve">      But we also did not show them to be the same. </w:t>
       </w:r>
     </w:p>
     <w:bookmarkEnd w:id="118"/>
@@ -16032,7 +16283,7 @@
     <w:bookmarkEnd w:id="139"/>
     <w:sectPr>
       <w:pgSz w:h="15840" w:w="12240"/>
-      <w:pgMar w:bottom="720" w:footer="720" w:gutter="0" w:header="720" w:left="1152" w:right="720" w:top="720"/>
+      <w:pgMar w:bottom="1440" w:footer="720" w:gutter="0" w:header="720" w:left="1440" w:right="1440" w:top="1440"/>
       <w:cols w:space="720"/>
       <w:docGrid w:linePitch="360"/>
     </w:sectPr>
@@ -17441,7 +17692,7 @@
     <w:basedOn w:val="Normal"/>
     <w:next w:val="Normal"/>
     <w:qFormat/>
-    <w:rsid w:val="00B86ADC"/>
+    <w:rsid w:val="00BC28E9"/>
     <w:pPr>
       <w:pBdr>
         <w:top w:color="FF0000" w:space="1" w:sz="8" w:val="single"/>
@@ -17455,14 +17706,14 @@
     </w:pPr>
     <w:rPr>
       <w:rFonts w:ascii="Courier New" w:hAnsi="Courier New"/>
-      <w:sz w:val="16"/>
+      <w:sz w:val="18"/>
     </w:rPr>
   </w:style>
   <w:style w:customStyle="1" w:styleId="SourceCode" w:type="paragraph">
     <w:name w:val="Source Code"/>
     <w:basedOn w:val="Normal"/>
     <w:qFormat/>
-    <w:rsid w:val="0018210C"/>
+    <w:rsid w:val="00771E03"/>
     <w:pPr>
       <w:pBdr>
         <w:top w:color="auto" w:space="1" w:sz="8" w:val="single"/>
@@ -17470,20 +17721,20 @@
         <w:bottom w:color="auto" w:space="1" w:sz="8" w:val="single"/>
         <w:right w:color="auto" w:space="4" w:sz="8" w:val="single"/>
       </w:pBdr>
-      <w:shd w:color="auto" w:fill="auto" w:val="pct5"/>
+      <w:shd w:color="auto" w:fill="auto" w:val="pct15"/>
       <w:spacing w:after="240" w:before="240"/>
       <w:ind w:left="432" w:right="432"/>
     </w:pPr>
     <w:rPr>
       <w:rFonts w:ascii="Courier New" w:hAnsi="Courier New"/>
-      <w:sz w:val="15"/>
+      <w:sz w:val="20"/>
     </w:rPr>
   </w:style>
   <w:style w:customStyle="1" w:styleId="Verbatim" w:type="paragraph">
     <w:name w:val="Verbatim"/>
     <w:basedOn w:val="Normal"/>
     <w:qFormat/>
-    <w:rsid w:val="0018210C"/>
+    <w:rsid w:val="00771E03"/>
     <w:pPr>
       <w:shd w:color="auto" w:fill="auto" w:val="pct15"/>
       <w:spacing w:after="240" w:before="240"/>
@@ -17491,7 +17742,7 @@
     </w:pPr>
     <w:rPr>
       <w:rFonts w:ascii="Courier New" w:hAnsi="Courier New"/>
-      <w:sz w:val="16"/>
+      <w:sz w:val="18"/>
     </w:rPr>
   </w:style>
   <w:style w:customStyle="1" w:styleId="CodeBlock" w:type="paragraph">
@@ -17534,11 +17785,6 @@
     <w:pPr>
       <w:spacing w:after="100"/>
     </w:pPr>
-  </w:style>
-  <w:style w:customStyle="1" w:styleId="Graphic" w:type="paragraph">
-    <w:name w:val="Graphic"/>
-    <w:qFormat/>
-    <w:rsid w:val="00735D8A"/>
   </w:style>
   <w:style w:type="character" w:customStyle="1" w:styleId="KeywordTok">
     <w:name w:val="KeywordTok"/>
